--- a/Volume 1/Chapter 07 - Networking Basics/SPA_Vol1_Ch7_Lesson7_2a_Hostnames_EXTENDED.docx
+++ b/Volume 1/Chapter 07 - Networking Basics/SPA_Vol1_Ch7_Lesson7_2a_Hostnames_EXTENDED.docx
@@ -1176,7 +1176,7 @@
         <w:keepNext/>
       </w:pPr>
       <w:r>
-        <w:t>Save each file from this lesson into the matching path in the project layout. As in Chapter 1, notepad .\rust\Cargo.toml creates and opens one: choose Yes, type the file, save it with Ctrl+S, and close Notepad. Then install forge-std, Foundry's standard library, into the Solidity project, as in Lesson 7.1a. Linux Assembly runs in WSL or on a Linux computer.</w:t>
+        <w:t>Next, let cargo create the Rust project. Remember, Cargo.toml describes the project: cargo init .\rust writes it, with a starter program, src\main.rs. This lesson's programs live in src\bin, one file per program, so Remove-Item deletes the starter.</w:t>
       </w:r>
     </w:p>
     <w:p>
@@ -1190,6 +1190,41 @@
         <w:keepNext/>
       </w:pPr>
       <w:r>
+        <w:t>cargo init .\rust --name hostnames --vcs none</w:t>
+      </w:r>
+    </w:p>
+    <w:p>
+      <w:pPr>
+        <w:pStyle w:val="CommandBlock"/>
+      </w:pPr>
+      <w:r>
+        <w:t>Remove-Item .\rust\src\main.rs</w:t>
+      </w:r>
+    </w:p>
+    <w:p>
+      <w:pPr>
+        <w:keepNext/>
+      </w:pPr>
+    </w:p>
+    <w:p>
+      <w:pPr>
+        <w:keepNext/>
+      </w:pPr>
+      <w:r>
+        <w:t>Then install forge-std, Foundry's standard library, into the Solidity project, as in Lesson 7.1a. Linux Assembly runs in WSL or on a Linux computer.</w:t>
+      </w:r>
+    </w:p>
+    <w:p>
+      <w:pPr>
+        <w:keepNext/>
+      </w:pPr>
+    </w:p>
+    <w:p>
+      <w:pPr>
+        <w:pStyle w:val="CommandBlock"/>
+        <w:keepNext/>
+      </w:pPr>
+      <w:r>
         <w:t>Push-Location .\solidity</w:t>
       </w:r>
     </w:p>
@@ -1216,6 +1251,16 @@
       </w:pPr>
     </w:p>
     <w:p>
+      <w:r>
+        <w:t>You save each source file in its language's section below, as each is shown. As in Chapter 1, notepad .\rust\src\bin\basic_hostnames.rs creates and opens one: choose Yes, type the file, save it with Ctrl+S, and close Notepad.</w:t>
+      </w:r>
+    </w:p>
+    <w:p>
+      <w:pPr>
+        <w:keepNext/>
+      </w:pPr>
+    </w:p>
+    <w:p>
       <w:pPr>
         <w:keepNext/>
       </w:pPr>
@@ -1295,7 +1340,7 @@
         <w:keepNext/>
       </w:pPr>
       <w:r>
-        <w:t>cat prints the same five lines as the Copy Check. Save each file from this lesson into the matching path in the project layout. As in Chapter 1, nano ./rust/Cargo.toml creates and opens one: type the file, then save and close it with Ctrl+O, Enter, then Ctrl+X. Then install forge-std.</w:t>
+        <w:t>cat prints the same five lines as the Copy Check. Then create the Rust project with the same commands as on Windows; rm deletes the starter main.rs.</w:t>
       </w:r>
     </w:p>
     <w:p>
@@ -1306,6 +1351,41 @@
     <w:p>
       <w:pPr>
         <w:pStyle w:val="CommandBlock"/>
+        <w:keepNext/>
+      </w:pPr>
+      <w:r>
+        <w:t>cargo init ./rust --name hostnames --vcs none</w:t>
+      </w:r>
+    </w:p>
+    <w:p>
+      <w:pPr>
+        <w:pStyle w:val="CommandBlock"/>
+      </w:pPr>
+      <w:r>
+        <w:t>rm ./rust/src/main.rs</w:t>
+      </w:r>
+    </w:p>
+    <w:p>
+      <w:pPr>
+        <w:keepNext/>
+      </w:pPr>
+    </w:p>
+    <w:p>
+      <w:pPr>
+        <w:keepNext/>
+      </w:pPr>
+      <w:r>
+        <w:t>Then install forge-std.</w:t>
+      </w:r>
+    </w:p>
+    <w:p>
+      <w:pPr>
+        <w:keepNext/>
+      </w:pPr>
+    </w:p>
+    <w:p>
+      <w:pPr>
+        <w:pStyle w:val="CommandBlock"/>
       </w:pPr>
       <w:r>
         <w:t>(cd ./solidity &amp;&amp; forge install foundry-rs/forge-std@v1.16.2 --no-git)</w:t>
@@ -1317,6 +1397,16 @@
       </w:pPr>
     </w:p>
     <w:p>
+      <w:r>
+        <w:t>You save each source file in its language's section below, as each is shown. As in Chapter 1, nano ./rust/src/bin/basic_hostnames.rs creates and opens one: type the file, then save and close it with Ctrl+O, Enter, then Ctrl+X.</w:t>
+      </w:r>
+    </w:p>
+    <w:p>
+      <w:pPr>
+        <w:keepNext/>
+      </w:pPr>
+    </w:p>
+    <w:p>
       <w:pPr>
         <w:keepNext/>
       </w:pPr>
@@ -24843,7 +24933,7 @@
     </w:p>
     <w:p>
       <w:r>
-        <w:t>Cargo.toml names this lesson's package, hostnames, with edition 2024; .\rust\src\lib.rs makes it a library too, and std::net comes with Rust, so it lists no crates. foundry.toml is copied unchanged from lesson-7.1-extended in the Copy Setup, and the Copy Check shows its five lines.</w:t>
+        <w:t>This is the file the setup commands wrote, shown here so you can check yours. Cargo.toml names this lesson's package, hostnames, with edition 2024; .\rust\src\lib.rs makes it a library too, and std::net comes with Rust, so it lists no crates. foundry.toml is copied unchanged from lesson-7.1-extended in the Copy Setup, and the Copy Check shows its five lines. cargo init does not write the comment lines, which are this lesson's notes about the file; the blank lines may differ.</w:t>
       </w:r>
     </w:p>
     <w:p>
@@ -26248,31 +26338,31 @@
       </w:rPr>
     </w:lvl>
   </w:abstractNum>
-  <w:num w:numId="1" w16cid:durableId="625621466">
+  <w:num w:numId="1" w16cid:durableId="635187492">
     <w:abstractNumId w:val="8"/>
   </w:num>
-  <w:num w:numId="2" w16cid:durableId="1438868681">
+  <w:num w:numId="2" w16cid:durableId="1656840221">
     <w:abstractNumId w:val="6"/>
   </w:num>
-  <w:num w:numId="3" w16cid:durableId="1096563191">
+  <w:num w:numId="3" w16cid:durableId="2047366954">
     <w:abstractNumId w:val="5"/>
   </w:num>
-  <w:num w:numId="4" w16cid:durableId="1023896789">
+  <w:num w:numId="4" w16cid:durableId="381828900">
     <w:abstractNumId w:val="4"/>
   </w:num>
-  <w:num w:numId="5" w16cid:durableId="315299571">
+  <w:num w:numId="5" w16cid:durableId="1418210703">
     <w:abstractNumId w:val="7"/>
   </w:num>
-  <w:num w:numId="6" w16cid:durableId="673920102">
+  <w:num w:numId="6" w16cid:durableId="829058357">
     <w:abstractNumId w:val="3"/>
   </w:num>
-  <w:num w:numId="7" w16cid:durableId="1110201053">
+  <w:num w:numId="7" w16cid:durableId="835346444">
     <w:abstractNumId w:val="2"/>
   </w:num>
-  <w:num w:numId="8" w16cid:durableId="1861043682">
+  <w:num w:numId="8" w16cid:durableId="2100446047">
     <w:abstractNumId w:val="1"/>
   </w:num>
-  <w:num w:numId="9" w16cid:durableId="1217276987">
+  <w:num w:numId="9" w16cid:durableId="2004161365">
     <w:abstractNumId w:val="0"/>
   </w:num>
 </w:numbering>

--- a/Volume 1/Chapter 07 - Networking Basics/SPA_Vol1_Ch7_Lesson7_2a_Hostnames_EXTENDED.docx
+++ b/Volume 1/Chapter 07 - Networking Basics/SPA_Vol1_Ch7_Lesson7_2a_Hostnames_EXTENDED.docx
@@ -129,10 +129,10 @@
     </w:p>
     <w:p>
       <w:r>
-        <w:t>Remember, a host name is labels joined by dots, made for people; an IP address is what the network delivers to, and a name must be looked up before use (Lesson 7.3). The rules every program here checks, from Lesson 7.2: one trailing dot is set aside; the rest is 1 to 253 characters; each label is 1 to 63 of the letters a to z and A to Z, the digits 0 to 9, and the hyphen, never starting or ending with a hyphen; and the last label is not all digits. Two names are the same host when they are equal ignoring ca</w:t>
-      </w:r>
-      <w:r>
-        <w:t>pitalization and one trailing dot, and both pass the shape check. Like Lesson 7.2, this lesson only reads text: nothing is looked up or sent, so there is no client and no server.</w:t>
+        <w:t>Remember, a host name is labels joined by dots, made for people; an IP address is what the network delivers to, and a name must be looked up before use (Lesson 7.3a). The rules every program here checks, from Lesson 7.2: one trailing dot is set aside; the rest is 1 to 253 characters; each label is 1 to 63 of the letters a to z and A to Z, the digits 0 to 9, and the hyphen, never starting or ending with a hyphen; and the last label is not all digits. Two names are the same host when they are equal ignoring c</w:t>
+      </w:r>
+      <w:r>
+        <w:t>apitalization and one trailing dot, and both pass the shape check. Like Lesson 7.2, this lesson only reads text: nothing is looked up or sent, so there is no client and no server.</w:t>
       </w:r>
     </w:p>
     <w:p>
@@ -617,6 +617,7 @@
         <w:pStyle w:val="ListBullet"/>
       </w:pPr>
       <w:r>
+        <w:lastRenderedPageBreak/>
         <w:t>Solidity checks the same eleven name and refused texts with the same rules on their bytes, then classifies 127.0.0.1 and 192.0.2.1 given as bytes4 values, then prints IPv6 addresses: not available. Its Error lines are log lines, and its last line is This computer: not available. Its lines appear under == Logs ==.</w:t>
       </w:r>
     </w:p>
@@ -1120,7 +1121,7 @@
         <w:keepNext/>
       </w:pPr>
       <w:r>
-        <w:t>[profile.default]</w:t>
+        <w:t>[profile.default]  # Remember, the settings forge uses by default.</w:t>
       </w:r>
     </w:p>
     <w:p>
@@ -3778,7 +3779,7 @@
         <w:pStyle w:val="SourceCode"/>
       </w:pPr>
       <w:r>
-        <w:t xml:space="preserve">    ; colon starts one byte later.</w:t>
+        <w:t xml:space="preserve">    ; colon starts one byte later. Remember, '.' and ':' are character codes.</w:t>
       </w:r>
     </w:p>
     <w:p>
@@ -8777,7 +8778,6 @@
     <w:p>
       <w:pPr>
         <w:pStyle w:val="SourceCode"/>
-        <w:keepNext/>
       </w:pPr>
       <w:r>
         <w:t xml:space="preserve">    pop r12</w:t>
@@ -8786,7 +8786,6 @@
     <w:p>
       <w:pPr>
         <w:pStyle w:val="SourceCode"/>
-        <w:keepNext/>
       </w:pPr>
       <w:r>
         <w:t xml:space="preserve">    pop rbx</w:t>
@@ -8795,6 +8794,7 @@
     <w:p>
       <w:pPr>
         <w:pStyle w:val="SourceCode"/>
+        <w:keepNext/>
       </w:pPr>
       <w:r>
         <w:t xml:space="preserve">    ret</w:t>
@@ -8802,6 +8802,29 @@
     </w:p>
     <w:p>
       <w:pPr>
+        <w:pStyle w:val="SourceCode"/>
+        <w:keepNext/>
+      </w:pPr>
+    </w:p>
+    <w:p>
+      <w:pPr>
+        <w:pStyle w:val="SourceCode"/>
+        <w:keepNext/>
+      </w:pPr>
+      <w:r>
+        <w:t>; Remember, this marks the stack as not executable, as Linux linkers expect.</w:t>
+      </w:r>
+    </w:p>
+    <w:p>
+      <w:pPr>
+        <w:pStyle w:val="SourceCode"/>
+      </w:pPr>
+      <w:r>
+        <w:t>section .note.GNU-stack noalloc noexec nowrite progbits</w:t>
+      </w:r>
+    </w:p>
+    <w:p>
+      <w:pPr>
         <w:keepNext/>
       </w:pPr>
     </w:p>
@@ -10081,7 +10104,6 @@
     <w:p>
       <w:pPr>
         <w:pStyle w:val="SourceCode"/>
-        <w:keepNext/>
       </w:pPr>
       <w:r>
         <w:t xml:space="preserve">    pop r12</w:t>
@@ -10090,7 +10112,6 @@
     <w:p>
       <w:pPr>
         <w:pStyle w:val="SourceCode"/>
-        <w:keepNext/>
       </w:pPr>
       <w:r>
         <w:t xml:space="preserve">    pop rbx</w:t>
@@ -10099,6 +10120,7 @@
     <w:p>
       <w:pPr>
         <w:pStyle w:val="SourceCode"/>
+        <w:keepNext/>
       </w:pPr>
       <w:r>
         <w:t xml:space="preserve">    ret</w:t>
@@ -10106,6 +10128,29 @@
     </w:p>
     <w:p>
       <w:pPr>
+        <w:pStyle w:val="SourceCode"/>
+        <w:keepNext/>
+      </w:pPr>
+    </w:p>
+    <w:p>
+      <w:pPr>
+        <w:pStyle w:val="SourceCode"/>
+        <w:keepNext/>
+      </w:pPr>
+      <w:r>
+        <w:t>; Remember, this marks the stack as not executable, as Linux linkers expect.</w:t>
+      </w:r>
+    </w:p>
+    <w:p>
+      <w:pPr>
+        <w:pStyle w:val="SourceCode"/>
+      </w:pPr>
+      <w:r>
+        <w:t>section .note.GNU-stack noalloc noexec nowrite progbits</w:t>
+      </w:r>
+    </w:p>
+    <w:p>
+      <w:pPr>
         <w:keepNext/>
       </w:pPr>
     </w:p>
@@ -10925,7 +10970,6 @@
     <w:p>
       <w:pPr>
         <w:pStyle w:val="SourceCode"/>
-        <w:keepNext/>
       </w:pPr>
       <w:r>
         <w:t xml:space="preserve">    pop r12</w:t>
@@ -10934,7 +10978,6 @@
     <w:p>
       <w:pPr>
         <w:pStyle w:val="SourceCode"/>
-        <w:keepNext/>
       </w:pPr>
       <w:r>
         <w:t xml:space="preserve">    pop rbx</w:t>
@@ -10943,6 +10986,7 @@
     <w:p>
       <w:pPr>
         <w:pStyle w:val="SourceCode"/>
+        <w:keepNext/>
       </w:pPr>
       <w:r>
         <w:t xml:space="preserve">    ret</w:t>
@@ -10950,6 +10994,29 @@
     </w:p>
     <w:p>
       <w:pPr>
+        <w:pStyle w:val="SourceCode"/>
+        <w:keepNext/>
+      </w:pPr>
+    </w:p>
+    <w:p>
+      <w:pPr>
+        <w:pStyle w:val="SourceCode"/>
+        <w:keepNext/>
+      </w:pPr>
+      <w:r>
+        <w:t>; Remember, this marks the stack as not executable, as Linux linkers expect.</w:t>
+      </w:r>
+    </w:p>
+    <w:p>
+      <w:pPr>
+        <w:pStyle w:val="SourceCode"/>
+      </w:pPr>
+      <w:r>
+        <w:t>section .note.GNU-stack noalloc noexec nowrite progbits</w:t>
+      </w:r>
+    </w:p>
+    <w:p>
+      <w:pPr>
         <w:keepNext/>
       </w:pPr>
     </w:p>
@@ -11818,7 +11885,7 @@
         <w:pStyle w:val="SourceCode"/>
       </w:pPr>
       <w:r>
-        <w:t>; first (Lesson 7.3); anything else gives an Error line on the error</w:t>
+        <w:t>; first (Lesson 7.3a); anything else gives an Error line on the error</w:t>
       </w:r>
     </w:p>
     <w:p>
@@ -13842,7 +13909,7 @@
         <w:pStyle w:val="SourceCode"/>
       </w:pPr>
       <w:r>
-        <w:t>; first (Lesson 7.3); anything else gives an Error line on the error</w:t>
+        <w:t>; first (Lesson 7.3a); anything else gives an Error line on the error</w:t>
       </w:r>
     </w:p>
     <w:p>
@@ -15013,7 +15080,6 @@
     <w:p>
       <w:pPr>
         <w:pStyle w:val="SourceCode"/>
-        <w:keepNext/>
       </w:pPr>
       <w:r>
         <w:t>.done:</w:t>
@@ -15022,7 +15088,6 @@
     <w:p>
       <w:pPr>
         <w:pStyle w:val="SourceCode"/>
-        <w:keepNext/>
       </w:pPr>
       <w:r>
         <w:t xml:space="preserve">    pop rbx</w:t>
@@ -15031,6 +15096,7 @@
     <w:p>
       <w:pPr>
         <w:pStyle w:val="SourceCode"/>
+        <w:keepNext/>
       </w:pPr>
       <w:r>
         <w:t xml:space="preserve">    ret</w:t>
@@ -15038,6 +15104,29 @@
     </w:p>
     <w:p>
       <w:pPr>
+        <w:pStyle w:val="SourceCode"/>
+        <w:keepNext/>
+      </w:pPr>
+    </w:p>
+    <w:p>
+      <w:pPr>
+        <w:pStyle w:val="SourceCode"/>
+        <w:keepNext/>
+      </w:pPr>
+      <w:r>
+        <w:t>; Remember, this marks the stack as not executable, as Linux linkers expect.</w:t>
+      </w:r>
+    </w:p>
+    <w:p>
+      <w:pPr>
+        <w:pStyle w:val="SourceCode"/>
+      </w:pPr>
+      <w:r>
+        <w:t>section .note.GNU-stack noalloc noexec nowrite progbits</w:t>
+      </w:r>
+    </w:p>
+    <w:p>
+      <w:pPr>
         <w:keepNext/>
       </w:pPr>
     </w:p>
@@ -17540,7 +17629,7 @@
         <w:pStyle w:val="SourceCode"/>
       </w:pPr>
       <w:r>
-        <w:t>// 7.3); anything else gives an Error line on the error stream.</w:t>
+        <w:t>// 7.3a); anything else gives an Error line on the error stream.</w:t>
       </w:r>
     </w:p>
     <w:p>
@@ -19829,7 +19918,7 @@
         <w:pStyle w:val="SourceCode"/>
       </w:pPr>
       <w:r>
-        <w:t>% Remember, Module:Function calls another module's exported function.</w:t>
+        <w:t>% Remember, Module:Function calls an exported function; adjacent texts join.</w:t>
       </w:r>
     </w:p>
     <w:p>
@@ -20257,7 +20346,7 @@
         <w:pStyle w:val="SourceCode"/>
       </w:pPr>
       <w:r>
-        <w:t>% 7.3); anything else gives an Error line on the error stream.</w:t>
+        <w:t>% 7.3a); anything else gives an Error line. Remember, adjacent texts join.</w:t>
       </w:r>
     </w:p>
     <w:p>
@@ -21082,23 +21171,23 @@
         <w:pStyle w:val="SourceCode"/>
       </w:pPr>
       <w:r>
-        <w:t>// (the Chapter 3 Mini File Explorer). A library cannot inherit Script,</w:t>
-      </w:r>
-    </w:p>
-    <w:p>
-      <w:pPr>
-        <w:pStyle w:val="SourceCode"/>
-      </w:pPr>
-      <w:r>
-        <w:t>// which is what supplies vm, so writeIpv4 writes each byte's digits</w:t>
-      </w:r>
-    </w:p>
-    <w:p>
-      <w:pPr>
-        <w:pStyle w:val="SourceCode"/>
-      </w:pPr>
-      <w:r>
-        <w:t>// itself instead of calling vm.toString; the rest is 7.1a's.</w:t>
+        <w:t>// (Lesson 2.10a). A library cannot inherit Script, which is what</w:t>
+      </w:r>
+    </w:p>
+    <w:p>
+      <w:pPr>
+        <w:pStyle w:val="SourceCode"/>
+      </w:pPr>
+      <w:r>
+        <w:t>// supplies vm, so writeIpv4 writes each byte's digits itself instead</w:t>
+      </w:r>
+    </w:p>
+    <w:p>
+      <w:pPr>
+        <w:pStyle w:val="SourceCode"/>
+      </w:pPr>
+      <w:r>
+        <w:t>// of calling vm.toString; the rest is Lesson 7.1a's.</w:t>
       </w:r>
     </w:p>
     <w:p>
@@ -24048,7 +24137,7 @@
         <w:pStyle w:val="SourceCode"/>
       </w:pPr>
       <w:r>
-        <w:t xml:space="preserve">    // (Lesson 7.3); anything else gives an Error line.</w:t>
+        <w:t xml:space="preserve">    // (Lesson 7.3a); anything else gives an Error line.</w:t>
       </w:r>
     </w:p>
     <w:p>
@@ -25661,7 +25750,7 @@
     </w:p>
     <w:p>
       <w:r>
-        <w:t>The Network Diagnostic Utility's EXTENDED companion checks the host it is given with these two modules: classify_address first, so an address is used as it is, then is_valid_hostname, so only a well-formed name is looked up or passed to a command. Lessons 7.3a to 7.11a copy both modules from this lesson, as the primary lessons copy theirs from Lesson 7.2. In Solidity, the HostNames library carries on; a contract has no network, so its later lessons work with values given to it.</w:t>
+        <w:t>The Network Diagnostic Utility's EXTENDED companion checks the host it is given with these two modules: classify_address first, so an address is never looked up, then is_valid_hostname, so only a well-formed name is looked up or passed to a command. Lessons 7.3a to 7.11a copy both modules from this lesson, as the primary lessons copy theirs from Lesson 7.2. In Solidity, the HostNames library carries on; a contract has no network, so its later lessons work with values given to it.</w:t>
       </w:r>
     </w:p>
     <w:p>
@@ -26338,31 +26427,31 @@
       </w:rPr>
     </w:lvl>
   </w:abstractNum>
-  <w:num w:numId="1" w16cid:durableId="635187492">
+  <w:num w:numId="1" w16cid:durableId="1710453249">
     <w:abstractNumId w:val="8"/>
   </w:num>
-  <w:num w:numId="2" w16cid:durableId="1656840221">
+  <w:num w:numId="2" w16cid:durableId="1214656923">
     <w:abstractNumId w:val="6"/>
   </w:num>
-  <w:num w:numId="3" w16cid:durableId="2047366954">
+  <w:num w:numId="3" w16cid:durableId="674379510">
     <w:abstractNumId w:val="5"/>
   </w:num>
-  <w:num w:numId="4" w16cid:durableId="381828900">
+  <w:num w:numId="4" w16cid:durableId="1195771216">
     <w:abstractNumId w:val="4"/>
   </w:num>
-  <w:num w:numId="5" w16cid:durableId="1418210703">
+  <w:num w:numId="5" w16cid:durableId="636107118">
     <w:abstractNumId w:val="7"/>
   </w:num>
-  <w:num w:numId="6" w16cid:durableId="829058357">
+  <w:num w:numId="6" w16cid:durableId="698511782">
     <w:abstractNumId w:val="3"/>
   </w:num>
-  <w:num w:numId="7" w16cid:durableId="835346444">
+  <w:num w:numId="7" w16cid:durableId="1312715797">
     <w:abstractNumId w:val="2"/>
   </w:num>
-  <w:num w:numId="8" w16cid:durableId="2100446047">
+  <w:num w:numId="8" w16cid:durableId="255942133">
     <w:abstractNumId w:val="1"/>
   </w:num>
-  <w:num w:numId="9" w16cid:durableId="2004161365">
+  <w:num w:numId="9" w16cid:durableId="1703939896">
     <w:abstractNumId w:val="0"/>
   </w:num>
 </w:numbering>
